--- a/docs/onderzoek/word/hoofdstuk-2-inleiding.docx
+++ b/docs/onderzoek/word/hoofdstuk-2-inleiding.docx
@@ -322,7 +322,7 @@
         <w:pStyle w:val="BodyText"/>
       </w:pPr>
       <w:r>
-        <w:t xml:space="preserve">Het onderzoek is opgezet als een DBR-traject met vijf cycli van april 2026 tot — naar verwachting — september 2026. De eerste vier cycli (april–mei 2026) zijn afgerond op het moment van schrijven; de vijfde cyclus (brede uitrol naar vakverantwoordelijken met gestructureerde feedback) is in uitvoering. Voor de evaluatie van adoptie en daadwerkelijk gebruik wordt het Technology Acceptance Model (TAM; Davis, 1989; Granić &amp; Marangunić, 2019) als kader gebruikt — zowel kwalitatief in de ontwerpfase (cyclus 2) als kwantitatief in de implementatiefase (cyclus 5b).</w:t>
+        <w:t xml:space="preserve">Het onderzoek is opgezet als een DBR-traject met zes cycli (cycli 0 t/m 5) van mei 2025 tot — naar verwachting — september 2026. De voorgeschiedenis (cyclus 0: ChatGPT- en Google AI Studio-prototypes) beslaat ruim tien maanden tot half april 2026. De vier productieve cycli (1 t/m 4) vonden plaats binnen vier weken in april–mei 2026 en zijn op het moment van schrijven afgerond; de vijfde cyclus (brede uitrol naar vakverantwoordelijken met gestructureerde feedback) is in uitvoering. Voor de evaluatie van adoptie en daadwerkelijk gebruik wordt het Technology Acceptance Model (TAM; Davis, 1989; Granić &amp; Marangunić, 2019) als kader gebruikt — zowel kwalitatief in de ontwerpfase (cyclus 2) als kwantitatief in de implementatiefase (cyclus 5b).</w:t>
       </w:r>
     </w:p>
     <w:p>
@@ -486,7 +486,7 @@
         <w:pStyle w:val="FirstParagraph"/>
       </w:pPr>
       <w:r>
-        <w:t xml:space="preserve">Het rapport volgt de standaardstructuur van een DBR-onderzoeksverslag. Hoofdstuk 3 schetst het theoretisch kader (DBR, TAM, AI als scaffold, curatie en information overload). Hoofdstuk 4 formuleert de onderzoeksvraag en subvragen. Hoofdstuk 5 verantwoordt de methodologie. De hoofdstukken 6 t/m 10 beschrijven de vijf ontwerpcycli, elk met probleemanalyse, ontwerpinterventie, resultaten en cyclus-specifieke reflectie. Hoofdstuk 11 synthetiseert de bevindingen tot meetbare resultaten, kwalitatieve patronen en negen generaliseerbare ontwerpprincipes. Hoofdstuk 12 plaatst de bevindingen in breder perspectief (discussie); hoofdstuk 13 trekt conclusies en formuleert aanbevelingen. Hoofdstuk 14 bevat een methodologische en persoonlijke reflectie. De referentielijst (hoofdstuk 15) en bijlagen (hoofdstuk 16) sluiten het rapport af.</w:t>
+        <w:t xml:space="preserve">Het rapport volgt de standaardstructuur van een DBR-onderzoeksverslag. Hoofdstuk 3 schetst het theoretisch kader (DBR, TAM, AI als scaffold, curatie en information overload). Hoofdstuk 4 formuleert de onderzoeksvraag en subvragen. Hoofdstuk 5 verantwoordt de methodologie. De hoofdstukken 6 t/m 11 beschrijven de zes ontwerpcycli (0 t/m 5), elk met probleemanalyse, ontwerpinterventie, resultaten en cyclus-specifieke reflectie. Hoofdstuk 12 synthetiseert de bevindingen tot meetbare resultaten, kwalitatieve patronen en generaliseerbare ontwerpprincipes. Hoofdstuk 13 plaatst de bevindingen in breder perspectief (discussie); hoofdstuk 14 trekt conclusies en formuleert aanbevelingen. Hoofdstuk 15 bevat een methodologische en persoonlijke reflectie. De referentielijst (hoofdstuk 16) en bijlagen (hoofdstuk 17) sluiten het rapport af.</w:t>
       </w:r>
     </w:p>
     <w:p>
@@ -494,7 +494,7 @@
         <w:pStyle w:val="BodyText"/>
       </w:pPr>
       <w:r>
-        <w:t xml:space="preserve">Lezers met beperkte tijd kunnen na deze inleiding direct doorgaan naar hoofdstuk 13 voor de aanbevelingen, en teruglezen waar onderbouwing gewenst is.</w:t>
+        <w:t xml:space="preserve">Lezers met beperkte tijd kunnen na deze inleiding direct doorgaan naar hoofdstuk 14 voor de aanbevelingen, en teruglezen waar onderbouwing gewenst is.</w:t>
       </w:r>
     </w:p>
     <w:bookmarkEnd w:id="14"/>
